--- a/Operator_Guides/Webzion_SoW_Copilot_Connector_Programme.docx
+++ b/Operator_Guides/Webzion_SoW_Copilot_Connector_Programme.docx
@@ -359,29 +359,9 @@
           <w:color w:val="595959"/>
         </w:rPr>
         <w:fldChar w:fldCharType="begin"/>
-      </w:r>
-      <w:r>
-        <w:rPr>
-          <w:color w:val="595959"/>
-        </w:rPr>
         <w:instrText xml:space="preserve"> TOC \o "1-3" \h \z \u </w:instrText>
-      </w:r>
-      <w:r>
-        <w:rPr>
-          <w:color w:val="595959"/>
-        </w:rPr>
         <w:fldChar w:fldCharType="separate"/>
-      </w:r>
-      <w:r>
-        <w:rPr>
-          <w:color w:val="595959"/>
-        </w:rPr>
         <w:t>Right-click here and choose “Update Field” to build the table of contents.</w:t>
-      </w:r>
-      <w:r>
-        <w:rPr>
-          <w:color w:val="595959"/>
-        </w:rPr>
         <w:fldChar w:fldCharType="end"/>
       </w:r>
     </w:p>
@@ -481,7 +461,7 @@
         <w:rPr>
           <w:color w:val="202020"/>
         </w:rPr>
-        <w:t>The solution is a suite of standalone C#/.NET 10 Microsoft 365 Copilot Graph connectors on a shared, production-hardened chassis (each connector self-contained: own solution, tests, config, docs, CI, packaging). The software is pre-built and pre-hardened by Webzion: 3,389 automated tests, two adversarial stress rounds, a diagnosability audit, an enterprise pack (threat models, runbooks, DR, SIEM integration, dashboards/alerting, MSI packaging, SBOM/signed releases), and a bank-grade security-hardening round that ships privacy- and compliance-safe defaults out of the box — dead-letter payload redaction by default, entitlement re-sync on incremental crawls, owner-only state directories, an advisory data-classification tag with optional ACL enforcement, stale-index item expiry, signed-timestamp webhook anti-replay, purpose-of-use authorization, and a tamper-evident hash-chained decision ledger. This SoW covers delivery of that intellectual property to the Bank plus the professional services to configure, integrate, test, deploy, stabilise and hand it over inside the Bank's environment and governance.</w:t>
+        <w:t>The solution is a suite of C#/.NET 10 Microsoft 365 Copilot Graph connectors built on one shared, production-hardened chassis project (Connector.Chassis, consumed by all five connectors by project reference; each connector keeps its own solution, tests, config, docs, CI and packaging). The software is pre-built and pre-hardened by Webzion: 4,827 automated tests (green on both Windows and Linux CI), two adversarial stress rounds, a diagnosability audit, an enterprise pack (threat models, runbooks, DR, SIEM integration, dashboards/alerting, MSI packaging, SBOM/signed releases), and a bank-grade security-hardening round that ships privacy- and compliance-safe defaults out of the box — dead-letter payload redaction by default, entitlement re-sync on incremental crawls, owner-only state directories, an advisory data-classification tag with optional ACL enforcement, stale-index item expiry, signed-timestamp webhook anti-replay, purpose-of-use authorization, and a tamper-evident hash-chained decision ledger. This SoW covers delivery of that intellectual property to the Bank plus the professional services to configure, integrate, test, deploy, stabilise and hand it over inside the Bank's environment and governance.</w:t>
       </w:r>
     </w:p>
     <w:p>
@@ -515,7 +495,7 @@
         <w:rPr>
           <w:color w:val="202020"/>
         </w:rPr>
-        <w:t>Source repository transfer: five connectors (SeismicConnector, ClarizenConnector, AltrataConnector, HadoopConnector, SalesforceConnector-deferred) incl. full test suites (3,389 tests), build/CI workflows, Docker + WiX MSI packaging, SBOM/signing pipeline</w:t>
+        <w:t>Source repository transfer: five connectors (SeismicConnector, ClarizenConnector, AltrataConnector, HadoopConnector, SalesforceConnector-deferred) incl. full test suites (4,827 tests), the shared Connector.Chassis project, build/CI workflows, Docker + WiX MSI packaging, SBOM/signing pipeline</w:t>
       </w:r>
     </w:p>
     <w:p>

--- a/Operator_Guides/Webzion_SoW_Copilot_Connector_Programme.docx
+++ b/Operator_Guides/Webzion_SoW_Copilot_Connector_Programme.docx
@@ -461,7 +461,7 @@
         <w:rPr>
           <w:color w:val="202020"/>
         </w:rPr>
-        <w:t>The solution is a suite of C#/.NET 10 Microsoft 365 Copilot Graph connectors built on one shared, production-hardened chassis project (Connector.Chassis, consumed by all five connectors by project reference; each connector keeps its own solution, tests, config, docs, CI and packaging). The software is pre-built and pre-hardened by Webzion: 4,827 automated tests (green on both Windows and Linux CI), two adversarial stress rounds, a diagnosability audit, an enterprise pack (threat models, runbooks, DR, SIEM integration, dashboards/alerting, MSI packaging, SBOM/signed releases), and a bank-grade security-hardening round that ships privacy- and compliance-safe defaults out of the box — dead-letter payload redaction by default, entitlement re-sync on incremental crawls, owner-only state directories, an advisory data-classification tag with optional ACL enforcement, stale-index item expiry, signed-timestamp webhook anti-replay, purpose-of-use authorization, and a tamper-evident hash-chained decision ledger. This SoW covers delivery of that intellectual property to the Bank plus the professional services to configure, integrate, test, deploy, stabilise and hand it over inside the Bank's environment and governance.</w:t>
+        <w:t>The solution is a suite of C#/.NET 10 Microsoft 365 Copilot Graph connectors built on one shared, production-hardened chassis project (Connector.Chassis, consumed by all five connectors by project reference; each connector keeps its own solution, tests, config, docs, CI and packaging). The software is pre-built and pre-hardened by Webzion: 5,445 automated tests across the five connectors and the shared chassis (green on both Windows and Linux CI), two adversarial stress rounds, a diagnosability audit, an enterprise pack (threat models, runbooks, DR, SIEM integration, dashboards/alerting, MSI packaging, SBOM/signed releases), and a bank-grade security-hardening round that ships privacy- and compliance-safe defaults out of the box — dead-letter payload redaction by default, entitlement re-sync on incremental crawls, owner-only state directories, an advisory data-classification tag with optional ACL enforcement, stale-index item expiry, signed-timestamp webhook anti-replay, purpose-of-use authorization, and a tamper-evident hash-chained decision ledger. This SoW covers delivery of that intellectual property to the Bank plus the professional services to configure, integrate, test, deploy, stabilise and hand it over inside the Bank's environment and governance.</w:t>
       </w:r>
     </w:p>
     <w:p>
@@ -495,7 +495,7 @@
         <w:rPr>
           <w:color w:val="202020"/>
         </w:rPr>
-        <w:t>Source repository transfer: five connectors (SeismicConnector, ClarizenConnector, AltrataConnector, HadoopConnector, SalesforceConnector-deferred) incl. full test suites (4,827 tests), the shared Connector.Chassis project, build/CI workflows, Docker + WiX MSI packaging, SBOM/signing pipeline</w:t>
+        <w:t>Source repository transfer: five connectors (SeismicConnector, ClarizenConnector, AltrataConnector, HadoopConnector, SalesforceConnector-deferred) incl. full test suites (4,887 tests), the shared Connector.Chassis project and its own test suite (558 tests), build/CI workflows, Docker + WiX MSI packaging, SBOM/signing pipeline</w:t>
       </w:r>
     </w:p>
     <w:p>
